--- a/R1_T05_05_For_05_Deljivost_02_NZD_Euklid.docx
+++ b/R1_T05_05_For_05_Deljivost_02_NZD_Euklid.docx
@@ -208,14 +208,6 @@
           <w:bCs/>
           <w:lang w:val="sr-Cyrl-RS"/>
         </w:rPr>
-      </w:r>
-      <w:r>
-        <w:rPr>
-          <w:rFonts w:cstheme="minorHAnsi"/>
-          <w:b/>
-          <w:bCs/>
-          <w:lang w:val="sr-Cyrl-RS"/>
-        </w:rPr>
         <w:fldChar w:fldCharType="separate"/>
       </w:r>
       <w:r>
@@ -264,12 +256,6 @@
           <w:lang w:val="sr-Cyrl-RS"/>
         </w:rPr>
         <w:instrText xml:space="preserve"> HYPERLINK "https://sr.wikipedia.org/w/index.php?title=%D0%95%D0%BB%D0%B5%D0%BC%D0%B5%D0%BD%D1%82%D0%B0%D1%80%D0%BD%D0%B0_%D0%BC%D0%B0%D1%82%D0%B5%D0%BC%D0%B0%D1%82%D0%B8%D0%BA%D0%B0&amp;action=edit&amp;redlink=1" </w:instrText>
-      </w:r>
-      <w:r>
-        <w:rPr>
-          <w:rFonts w:cstheme="minorHAnsi"/>
-          <w:lang w:val="sr-Cyrl-RS"/>
-        </w:rPr>
       </w:r>
       <w:r>
         <w:rPr>
@@ -397,14 +383,6 @@
           <w:bCs/>
           <w:lang w:val="sr-Cyrl-RS"/>
         </w:rPr>
-      </w:r>
-      <w:r>
-        <w:rPr>
-          <w:rFonts w:cstheme="minorHAnsi"/>
-          <w:b/>
-          <w:bCs/>
-          <w:lang w:val="sr-Cyrl-RS"/>
-        </w:rPr>
         <w:fldChar w:fldCharType="separate"/>
       </w:r>
       <w:r>
@@ -512,14 +490,6 @@
           <w:bCs/>
           <w:lang w:val="sr-Cyrl-RS"/>
         </w:rPr>
-      </w:r>
-      <w:r>
-        <w:rPr>
-          <w:rFonts w:cstheme="minorHAnsi"/>
-          <w:b/>
-          <w:bCs/>
-          <w:lang w:val="sr-Cyrl-RS"/>
-        </w:rPr>
         <w:fldChar w:fldCharType="separate"/>
       </w:r>
       <w:r>
@@ -628,14 +598,6 @@
           <w:bCs/>
           <w:lang w:val="sr-Cyrl-RS"/>
         </w:rPr>
-      </w:r>
-      <w:r>
-        <w:rPr>
-          <w:rFonts w:cstheme="minorHAnsi"/>
-          <w:b/>
-          <w:bCs/>
-          <w:lang w:val="sr-Cyrl-RS"/>
-        </w:rPr>
         <w:fldChar w:fldCharType="separate"/>
       </w:r>
       <w:r>
@@ -707,14 +669,6 @@
           <w:bCs/>
           <w:lang w:val="sr-Cyrl-RS"/>
         </w:rPr>
-      </w:r>
-      <w:r>
-        <w:rPr>
-          <w:rFonts w:cstheme="minorHAnsi"/>
-          <w:b/>
-          <w:bCs/>
-          <w:lang w:val="sr-Cyrl-RS"/>
-        </w:rPr>
         <w:fldChar w:fldCharType="separate"/>
       </w:r>
       <w:r>
@@ -788,14 +742,6 @@
           <w:lang w:val="sr-Cyrl-RS"/>
         </w:rPr>
         <w:instrText xml:space="preserve"> HYPERLINK "https://sr.wikipedia.org/wiki/%D0%A2%D0%B5%D0%BE%D1%80%D0%B8%D1%98%D0%B0_%D0%BA%D0%BE%D0%BC%D0%BF%D0%BB%D0%B5%D0%BA%D1%81%D0%BD%D0%BE%D1%81%D1%82%D0%B8" </w:instrText>
-      </w:r>
-      <w:r>
-        <w:rPr>
-          <w:rFonts w:cstheme="minorHAnsi"/>
-          <w:b/>
-          <w:bCs/>
-          <w:lang w:val="sr-Cyrl-RS"/>
-        </w:rPr>
       </w:r>
       <w:r>
         <w:rPr>
@@ -958,14 +904,6 @@
           <w:bCs/>
           <w:lang w:val="sr-Cyrl-RS"/>
         </w:rPr>
-      </w:r>
-      <w:r>
-        <w:rPr>
-          <w:rFonts w:cstheme="minorHAnsi"/>
-          <w:b/>
-          <w:bCs/>
-          <w:lang w:val="sr-Cyrl-RS"/>
-        </w:rPr>
         <w:fldChar w:fldCharType="separate"/>
       </w:r>
       <w:r>
@@ -1541,14 +1479,6 @@
           <w:bCs/>
           <w:lang w:val="sr-Cyrl-RS"/>
         </w:rPr>
-      </w:r>
-      <w:r>
-        <w:rPr>
-          <w:rFonts w:cstheme="minorHAnsi"/>
-          <w:b/>
-          <w:bCs/>
-          <w:lang w:val="sr-Cyrl-RS"/>
-        </w:rPr>
         <w:fldChar w:fldCharType="separate"/>
       </w:r>
       <w:r>
@@ -1623,14 +1553,6 @@
           <w:bCs/>
           <w:lang w:val="sr-Cyrl-RS"/>
         </w:rPr>
-      </w:r>
-      <w:r>
-        <w:rPr>
-          <w:rFonts w:cstheme="minorHAnsi"/>
-          <w:b/>
-          <w:bCs/>
-          <w:lang w:val="sr-Cyrl-RS"/>
-        </w:rPr>
         <w:fldChar w:fldCharType="separate"/>
       </w:r>
       <w:r>
@@ -1799,31 +1721,16 @@
         </w:rPr>
         <w:t xml:space="preserve">Мали увод у ефикасност алгоритма: </w:t>
       </w:r>
-      <w:r>
-        <w:fldChar w:fldCharType="begin"/>
-      </w:r>
-      <w:r>
-        <w:instrText xml:space="preserve"> HYPERLINK "https://petlja.org/sr-Latn-RS/biblioteka/r/kursevi/malecki-uvod" </w:instrText>
-      </w:r>
-      <w:r>
-        <w:fldChar w:fldCharType="separate"/>
-      </w:r>
-      <w:r>
-        <w:rPr>
-          <w:rStyle w:val="Hyperlink"/>
-          <w:rFonts w:cstheme="minorHAnsi"/>
-          <w:lang w:val="sr-Cyrl-RS"/>
-        </w:rPr>
-        <w:t>https://petlja.org/sr-Latn-RS/biblioteka/r/kursevi/malecki-uvod</w:t>
-      </w:r>
-      <w:r>
-        <w:rPr>
-          <w:rStyle w:val="Hyperlink"/>
-          <w:rFonts w:cstheme="minorHAnsi"/>
-          <w:lang w:val="sr-Cyrl-RS"/>
-        </w:rPr>
-        <w:fldChar w:fldCharType="end"/>
-      </w:r>
+      <w:hyperlink r:id="rId13" w:history="1">
+        <w:r>
+          <w:rPr>
+            <w:rStyle w:val="Hyperlink"/>
+            <w:rFonts w:cstheme="minorHAnsi"/>
+            <w:lang w:val="sr-Cyrl-RS"/>
+          </w:rPr>
+          <w:t>https://petlja.org/sr-Latn-RS/biblioteka/r/kursevi/malecki-uvod</w:t>
+        </w:r>
+      </w:hyperlink>
     </w:p>
     <w:p>
       <w:pPr>
@@ -1899,14 +1806,6 @@
           <w:lang w:val="sr-Cyrl-RS"/>
         </w:rPr>
         <w:instrText xml:space="preserve"> HYPERLINK "https://petlja.org/sr-Latn-RS/kurs/19878/1/5320" </w:instrText>
-      </w:r>
-      <w:r>
-        <w:rPr>
-          <w:rFonts w:cstheme="minorHAnsi"/>
-          <w:b/>
-          <w:bCs/>
-          <w:lang w:val="sr-Cyrl-RS"/>
-        </w:rPr>
       </w:r>
       <w:r>
         <w:rPr>
@@ -3157,7 +3056,6 @@
               <w:t xml:space="preserve"> &lt;&lt; </w:t>
             </w:r>
             <w:proofErr w:type="spellStart"/>
-            <w:proofErr w:type="gramStart"/>
             <w:r>
               <w:rPr>
                 <w:rFonts w:ascii="Consolas" w:hAnsi="Consolas"/>
@@ -3177,17 +3075,7 @@
                 <w:szCs w:val="16"/>
                 <w:lang w:val="en-US"/>
               </w:rPr>
-              <w:t>(</w:t>
-            </w:r>
-            <w:proofErr w:type="gramEnd"/>
-            <w:r>
-              <w:rPr>
-                <w:rFonts w:ascii="Consolas" w:hAnsi="Consolas"/>
-                <w:sz w:val="16"/>
-                <w:szCs w:val="16"/>
-                <w:lang w:val="en-US"/>
-              </w:rPr>
-              <w:t>a, b)</w:t>
+              <w:t>(a, b)</w:t>
             </w:r>
             <w:r>
               <w:rPr>
@@ -4451,14 +4339,6 @@
           <w:bCs/>
           <w:lang w:val="sr-Cyrl-RS"/>
         </w:rPr>
-      </w:r>
-      <w:r>
-        <w:rPr>
-          <w:rFonts w:cstheme="minorHAnsi"/>
-          <w:b/>
-          <w:bCs/>
-          <w:lang w:val="sr-Cyrl-RS"/>
-        </w:rPr>
         <w:fldChar w:fldCharType="separate"/>
       </w:r>
       <w:r>
@@ -4956,7 +4836,7 @@
             <wp:extent cx="1749037" cy="1217330"/>
             <wp:effectExtent l="0" t="0" r="3810" b="1905"/>
             <wp:docPr id="7" name="Picture 7">
-              <a:hlinkClick xmlns:a="http://schemas.openxmlformats.org/drawingml/2006/main" r:id="rId13"/>
+              <a:hlinkClick xmlns:a="http://schemas.openxmlformats.org/drawingml/2006/main" r:id="rId14"/>
             </wp:docPr>
             <wp:cNvGraphicFramePr>
               <a:graphicFrameLocks xmlns:a="http://schemas.openxmlformats.org/drawingml/2006/main" noChangeAspect="1"/>
@@ -4966,12 +4846,12 @@
                 <pic:pic xmlns:pic="http://schemas.openxmlformats.org/drawingml/2006/picture">
                   <pic:nvPicPr>
                     <pic:cNvPr id="7" name="Picture 7">
-                      <a:hlinkClick r:id="rId13"/>
+                      <a:hlinkClick r:id="rId14"/>
                     </pic:cNvPr>
                     <pic:cNvPicPr/>
                   </pic:nvPicPr>
                   <pic:blipFill>
-                    <a:blip r:embed="rId14" cstate="print">
+                    <a:blip r:embed="rId15" cstate="print">
                       <a:extLst>
                         <a:ext uri="{28A0092B-C50C-407E-A947-70E740481C1C}">
                           <a14:useLocalDpi xmlns:a14="http://schemas.microsoft.com/office/drawing/2010/main" val="0"/>
@@ -6137,7 +6017,26 @@
           <w:rFonts w:cstheme="minorHAnsi"/>
           <w:lang w:val="sr-Cyrl-RS"/>
         </w:rPr>
-        <w:t xml:space="preserve"> респективно, а то су управо бројеви за које се тражи НЗД.</w:t>
+        <w:t xml:space="preserve"> респективно, а то су управо бројеви за које се тражи </w:t>
+      </w:r>
+      <w:hyperlink r:id="rId16" w:history="1">
+        <w:r>
+          <w:rPr>
+            <w:rStyle w:val="Hyperlink"/>
+            <w:rFonts w:cstheme="minorHAnsi"/>
+            <w:b/>
+            <w:bCs/>
+            <w:lang w:val="sr-Cyrl-RS"/>
+          </w:rPr>
+          <w:t>НЗД</w:t>
+        </w:r>
+      </w:hyperlink>
+      <w:r>
+        <w:rPr>
+          <w:rFonts w:cstheme="minorHAnsi"/>
+          <w:lang w:val="sr-Cyrl-RS"/>
+        </w:rPr>
+        <w:t>.</w:t>
       </w:r>
     </w:p>
     <w:p>
@@ -7910,7 +7809,6 @@
               <w:t xml:space="preserve"> &lt;&lt; </w:t>
             </w:r>
             <w:proofErr w:type="spellStart"/>
-            <w:proofErr w:type="gramStart"/>
             <w:r>
               <w:rPr>
                 <w:rFonts w:ascii="Consolas" w:hAnsi="Consolas"/>
@@ -7930,17 +7828,7 @@
                 <w:szCs w:val="16"/>
                 <w:lang w:val="en-US"/>
               </w:rPr>
-              <w:t>(</w:t>
-            </w:r>
-            <w:proofErr w:type="gramEnd"/>
-            <w:r>
-              <w:rPr>
-                <w:rFonts w:ascii="Consolas" w:hAnsi="Consolas"/>
-                <w:sz w:val="16"/>
-                <w:szCs w:val="16"/>
-                <w:lang w:val="en-US"/>
-              </w:rPr>
-              <w:t>a, b)</w:t>
+              <w:t>(a, b)</w:t>
             </w:r>
             <w:r>
               <w:rPr>
@@ -8829,7 +8717,7 @@
       </w:pPr>
     </w:p>
     <w:sectPr>
-      <w:headerReference w:type="default" r:id="rId15"/>
+      <w:headerReference w:type="default" r:id="rId17"/>
       <w:pgSz w:w="11906" w:h="16838" w:code="9"/>
       <w:pgMar w:top="851" w:right="851" w:bottom="567" w:left="851" w:header="709" w:footer="709" w:gutter="0"/>
       <w:cols w:space="708"/>
@@ -8903,6 +8791,7 @@
         <w:docPartUnique/>
       </w:docPartObj>
     </w:sdtPr>
+    <w:sdtEndPr/>
     <w:sdtContent>
       <w:p>
         <w:pPr>
